--- a/Report.docx
+++ b/Report.docx
@@ -84,15 +84,6 @@
     </w:p>
     <w:p>
       <w:pPr>
-        <w:pageBreakBefore/>
-        <w:jc w:val="center"/>
-        <w:rPr>
-          <w:sz w:val="2"/>
-        </w:rPr>
-      </w:pPr>
-    </w:p>
-    <w:p>
-      <w:pPr>
         <w:rPr>
           <w:b/>
           <w:sz w:val="2"/>
@@ -168,7 +159,7 @@
         <w:rPr>
           <w:noProof/>
         </w:rPr>
-        <w:instrText xml:space="preserve"> PAGEREF _Toc238369885 \h </w:instrText>
+        <w:instrText xml:space="preserve"> PAGEREF _Toc238371559 \h </w:instrText>
       </w:r>
       <w:r>
         <w:rPr>
@@ -185,7 +176,7 @@
         <w:rPr>
           <w:noProof/>
         </w:rPr>
-        <w:t>4</w:t>
+        <w:t>3</w:t>
       </w:r>
       <w:r>
         <w:rPr>
@@ -231,7 +222,7 @@
         <w:rPr>
           <w:noProof/>
         </w:rPr>
-        <w:instrText xml:space="preserve"> PAGEREF _Toc238369886 \h </w:instrText>
+        <w:instrText xml:space="preserve"> PAGEREF _Toc238371560 \h </w:instrText>
       </w:r>
       <w:r>
         <w:rPr>
@@ -248,7 +239,7 @@
         <w:rPr>
           <w:noProof/>
         </w:rPr>
-        <w:t>5</w:t>
+        <w:t>4</w:t>
       </w:r>
       <w:r>
         <w:rPr>
@@ -294,7 +285,7 @@
         <w:rPr>
           <w:noProof/>
         </w:rPr>
-        <w:instrText xml:space="preserve"> PAGEREF _Toc238369887 \h </w:instrText>
+        <w:instrText xml:space="preserve"> PAGEREF _Toc238371561 \h </w:instrText>
       </w:r>
       <w:r>
         <w:rPr>
@@ -311,7 +302,7 @@
         <w:rPr>
           <w:noProof/>
         </w:rPr>
-        <w:t>5</w:t>
+        <w:t>4</w:t>
       </w:r>
       <w:r>
         <w:rPr>
@@ -357,7 +348,7 @@
         <w:rPr>
           <w:noProof/>
         </w:rPr>
-        <w:instrText xml:space="preserve"> PAGEREF _Toc238369888 \h </w:instrText>
+        <w:instrText xml:space="preserve"> PAGEREF _Toc238371562 \h </w:instrText>
       </w:r>
       <w:r>
         <w:rPr>
@@ -374,7 +365,7 @@
         <w:rPr>
           <w:noProof/>
         </w:rPr>
-        <w:t>5</w:t>
+        <w:t>4</w:t>
       </w:r>
       <w:r>
         <w:rPr>
@@ -420,7 +411,7 @@
         <w:rPr>
           <w:noProof/>
         </w:rPr>
-        <w:instrText xml:space="preserve"> PAGEREF _Toc238369889 \h </w:instrText>
+        <w:instrText xml:space="preserve"> PAGEREF _Toc238371563 \h </w:instrText>
       </w:r>
       <w:r>
         <w:rPr>
@@ -437,7 +428,7 @@
         <w:rPr>
           <w:noProof/>
         </w:rPr>
-        <w:t>5</w:t>
+        <w:t>4</w:t>
       </w:r>
       <w:r>
         <w:rPr>
@@ -483,7 +474,7 @@
         <w:rPr>
           <w:noProof/>
         </w:rPr>
-        <w:instrText xml:space="preserve"> PAGEREF _Toc238369890 \h </w:instrText>
+        <w:instrText xml:space="preserve"> PAGEREF _Toc238371564 \h </w:instrText>
       </w:r>
       <w:r>
         <w:rPr>
@@ -500,7 +491,7 @@
         <w:rPr>
           <w:noProof/>
         </w:rPr>
-        <w:t>5</w:t>
+        <w:t>4</w:t>
       </w:r>
       <w:r>
         <w:rPr>
@@ -546,7 +537,7 @@
         <w:rPr>
           <w:noProof/>
         </w:rPr>
-        <w:instrText xml:space="preserve"> PAGEREF _Toc238369891 \h </w:instrText>
+        <w:instrText xml:space="preserve"> PAGEREF _Toc238371565 \h </w:instrText>
       </w:r>
       <w:r>
         <w:rPr>
@@ -563,7 +554,7 @@
         <w:rPr>
           <w:noProof/>
         </w:rPr>
-        <w:t>7</w:t>
+        <w:t>6</w:t>
       </w:r>
       <w:r>
         <w:rPr>
@@ -609,7 +600,7 @@
         <w:rPr>
           <w:noProof/>
         </w:rPr>
-        <w:instrText xml:space="preserve"> PAGEREF _Toc238369892 \h </w:instrText>
+        <w:instrText xml:space="preserve"> PAGEREF _Toc238371566 \h </w:instrText>
       </w:r>
       <w:r>
         <w:rPr>
@@ -626,7 +617,7 @@
         <w:rPr>
           <w:noProof/>
         </w:rPr>
-        <w:t>8</w:t>
+        <w:t>7</w:t>
       </w:r>
       <w:r>
         <w:rPr>
@@ -672,7 +663,7 @@
         <w:rPr>
           <w:noProof/>
         </w:rPr>
-        <w:instrText xml:space="preserve"> PAGEREF _Toc238369893 \h </w:instrText>
+        <w:instrText xml:space="preserve"> PAGEREF _Toc238371567 \h </w:instrText>
       </w:r>
       <w:r>
         <w:rPr>
@@ -689,7 +680,7 @@
         <w:rPr>
           <w:noProof/>
         </w:rPr>
-        <w:t>8</w:t>
+        <w:t>7</w:t>
       </w:r>
       <w:r>
         <w:rPr>
@@ -735,7 +726,7 @@
         <w:rPr>
           <w:noProof/>
         </w:rPr>
-        <w:instrText xml:space="preserve"> PAGEREF _Toc238369894 \h </w:instrText>
+        <w:instrText xml:space="preserve"> PAGEREF _Toc238371568 \h </w:instrText>
       </w:r>
       <w:r>
         <w:rPr>
@@ -752,7 +743,7 @@
         <w:rPr>
           <w:noProof/>
         </w:rPr>
-        <w:t>8</w:t>
+        <w:t>7</w:t>
       </w:r>
       <w:r>
         <w:rPr>
@@ -798,7 +789,7 @@
         <w:rPr>
           <w:noProof/>
         </w:rPr>
-        <w:instrText xml:space="preserve"> PAGEREF _Toc238369895 \h </w:instrText>
+        <w:instrText xml:space="preserve"> PAGEREF _Toc238371569 \h </w:instrText>
       </w:r>
       <w:r>
         <w:rPr>
@@ -815,7 +806,7 @@
         <w:rPr>
           <w:noProof/>
         </w:rPr>
-        <w:t>8</w:t>
+        <w:t>7</w:t>
       </w:r>
       <w:r>
         <w:rPr>
@@ -861,7 +852,7 @@
         <w:rPr>
           <w:noProof/>
         </w:rPr>
-        <w:instrText xml:space="preserve"> PAGEREF _Toc238369896 \h </w:instrText>
+        <w:instrText xml:space="preserve"> PAGEREF _Toc238371570 \h </w:instrText>
       </w:r>
       <w:r>
         <w:rPr>
@@ -878,7 +869,7 @@
         <w:rPr>
           <w:noProof/>
         </w:rPr>
-        <w:t>9</w:t>
+        <w:t>8</w:t>
       </w:r>
       <w:r>
         <w:rPr>
@@ -924,7 +915,7 @@
         <w:rPr>
           <w:noProof/>
         </w:rPr>
-        <w:instrText xml:space="preserve"> PAGEREF _Toc238369897 \h </w:instrText>
+        <w:instrText xml:space="preserve"> PAGEREF _Toc238371571 \h </w:instrText>
       </w:r>
       <w:r>
         <w:rPr>
@@ -941,7 +932,7 @@
         <w:rPr>
           <w:noProof/>
         </w:rPr>
-        <w:t>9</w:t>
+        <w:t>8</w:t>
       </w:r>
       <w:r>
         <w:rPr>
@@ -987,7 +978,7 @@
         <w:rPr>
           <w:noProof/>
         </w:rPr>
-        <w:instrText xml:space="preserve"> PAGEREF _Toc238369898 \h </w:instrText>
+        <w:instrText xml:space="preserve"> PAGEREF _Toc238371572 \h </w:instrText>
       </w:r>
       <w:r>
         <w:rPr>
@@ -1004,7 +995,7 @@
         <w:rPr>
           <w:noProof/>
         </w:rPr>
-        <w:t>12</w:t>
+        <w:t>10</w:t>
       </w:r>
       <w:r>
         <w:rPr>
@@ -1050,7 +1041,7 @@
         <w:rPr>
           <w:noProof/>
         </w:rPr>
-        <w:instrText xml:space="preserve"> PAGEREF _Toc238369899 \h </w:instrText>
+        <w:instrText xml:space="preserve"> PAGEREF _Toc238371573 \h </w:instrText>
       </w:r>
       <w:r>
         <w:rPr>
@@ -1067,7 +1058,7 @@
         <w:rPr>
           <w:noProof/>
         </w:rPr>
-        <w:t>12</w:t>
+        <w:t>10</w:t>
       </w:r>
       <w:r>
         <w:rPr>
@@ -1113,7 +1104,7 @@
         <w:rPr>
           <w:noProof/>
         </w:rPr>
-        <w:instrText xml:space="preserve"> PAGEREF _Toc238369900 \h </w:instrText>
+        <w:instrText xml:space="preserve"> PAGEREF _Toc238371574 \h </w:instrText>
       </w:r>
       <w:r>
         <w:rPr>
@@ -1130,7 +1121,7 @@
         <w:rPr>
           <w:noProof/>
         </w:rPr>
-        <w:t>12</w:t>
+        <w:t>10</w:t>
       </w:r>
       <w:r>
         <w:rPr>
@@ -1176,7 +1167,7 @@
         <w:rPr>
           <w:noProof/>
         </w:rPr>
-        <w:instrText xml:space="preserve"> PAGEREF _Toc238369901 \h </w:instrText>
+        <w:instrText xml:space="preserve"> PAGEREF _Toc238371575 \h </w:instrText>
       </w:r>
       <w:r>
         <w:rPr>
@@ -1193,7 +1184,7 @@
         <w:rPr>
           <w:noProof/>
         </w:rPr>
-        <w:t>12</w:t>
+        <w:t>10</w:t>
       </w:r>
       <w:r>
         <w:rPr>
@@ -1239,7 +1230,7 @@
         <w:rPr>
           <w:noProof/>
         </w:rPr>
-        <w:instrText xml:space="preserve"> PAGEREF _Toc238369902 \h </w:instrText>
+        <w:instrText xml:space="preserve"> PAGEREF _Toc238371576 \h </w:instrText>
       </w:r>
       <w:r>
         <w:rPr>
@@ -1256,7 +1247,7 @@
         <w:rPr>
           <w:noProof/>
         </w:rPr>
-        <w:t>12</w:t>
+        <w:t>10</w:t>
       </w:r>
       <w:r>
         <w:rPr>
@@ -1302,7 +1293,7 @@
         <w:rPr>
           <w:noProof/>
         </w:rPr>
-        <w:instrText xml:space="preserve"> PAGEREF _Toc238369903 \h </w:instrText>
+        <w:instrText xml:space="preserve"> PAGEREF _Toc238371577 \h </w:instrText>
       </w:r>
       <w:r>
         <w:rPr>
@@ -1319,7 +1310,7 @@
         <w:rPr>
           <w:noProof/>
         </w:rPr>
-        <w:t>13</w:t>
+        <w:t>11</w:t>
       </w:r>
       <w:r>
         <w:rPr>
@@ -1365,7 +1356,7 @@
         <w:rPr>
           <w:noProof/>
         </w:rPr>
-        <w:instrText xml:space="preserve"> PAGEREF _Toc238369904 \h </w:instrText>
+        <w:instrText xml:space="preserve"> PAGEREF _Toc238371578 \h </w:instrText>
       </w:r>
       <w:r>
         <w:rPr>
@@ -1382,7 +1373,7 @@
         <w:rPr>
           <w:noProof/>
         </w:rPr>
-        <w:t>15</w:t>
+        <w:t>13</w:t>
       </w:r>
       <w:r>
         <w:rPr>
@@ -1428,7 +1419,7 @@
         <w:rPr>
           <w:noProof/>
         </w:rPr>
-        <w:instrText xml:space="preserve"> PAGEREF _Toc238369905 \h </w:instrText>
+        <w:instrText xml:space="preserve"> PAGEREF _Toc238371579 \h </w:instrText>
       </w:r>
       <w:r>
         <w:rPr>
@@ -1445,7 +1436,7 @@
         <w:rPr>
           <w:noProof/>
         </w:rPr>
-        <w:t>15</w:t>
+        <w:t>13</w:t>
       </w:r>
       <w:r>
         <w:rPr>
@@ -1491,7 +1482,7 @@
         <w:rPr>
           <w:noProof/>
         </w:rPr>
-        <w:instrText xml:space="preserve"> PAGEREF _Toc238369906 \h </w:instrText>
+        <w:instrText xml:space="preserve"> PAGEREF _Toc238371580 \h </w:instrText>
       </w:r>
       <w:r>
         <w:rPr>
@@ -1508,7 +1499,7 @@
         <w:rPr>
           <w:noProof/>
         </w:rPr>
-        <w:t>15</w:t>
+        <w:t>13</w:t>
       </w:r>
       <w:r>
         <w:rPr>
@@ -1554,7 +1545,7 @@
         <w:rPr>
           <w:noProof/>
         </w:rPr>
-        <w:instrText xml:space="preserve"> PAGEREF _Toc238369907 \h </w:instrText>
+        <w:instrText xml:space="preserve"> PAGEREF _Toc238371581 \h </w:instrText>
       </w:r>
       <w:r>
         <w:rPr>
@@ -1571,7 +1562,7 @@
         <w:rPr>
           <w:noProof/>
         </w:rPr>
-        <w:t>15</w:t>
+        <w:t>13</w:t>
       </w:r>
       <w:r>
         <w:rPr>
@@ -1617,7 +1608,7 @@
         <w:rPr>
           <w:noProof/>
         </w:rPr>
-        <w:instrText xml:space="preserve"> PAGEREF _Toc238369908 \h </w:instrText>
+        <w:instrText xml:space="preserve"> PAGEREF _Toc238371582 \h </w:instrText>
       </w:r>
       <w:r>
         <w:rPr>
@@ -1634,7 +1625,7 @@
         <w:rPr>
           <w:noProof/>
         </w:rPr>
-        <w:t>15</w:t>
+        <w:t>13</w:t>
       </w:r>
       <w:r>
         <w:rPr>
@@ -1680,7 +1671,7 @@
         <w:rPr>
           <w:noProof/>
         </w:rPr>
-        <w:instrText xml:space="preserve"> PAGEREF _Toc238369909 \h </w:instrText>
+        <w:instrText xml:space="preserve"> PAGEREF _Toc238371583 \h </w:instrText>
       </w:r>
       <w:r>
         <w:rPr>
@@ -1697,7 +1688,7 @@
         <w:rPr>
           <w:noProof/>
         </w:rPr>
-        <w:t>16</w:t>
+        <w:t>14</w:t>
       </w:r>
       <w:r>
         <w:rPr>
@@ -1743,7 +1734,7 @@
         <w:rPr>
           <w:noProof/>
         </w:rPr>
-        <w:instrText xml:space="preserve"> PAGEREF _Toc238369910 \h </w:instrText>
+        <w:instrText xml:space="preserve"> PAGEREF _Toc238371584 \h </w:instrText>
       </w:r>
       <w:r>
         <w:rPr>
@@ -1760,7 +1751,7 @@
         <w:rPr>
           <w:noProof/>
         </w:rPr>
-        <w:t>18</w:t>
+        <w:t>16</w:t>
       </w:r>
       <w:r>
         <w:rPr>
@@ -1791,7 +1782,7 @@
       <w:pPr>
         <w:pStyle w:val="Heading1"/>
       </w:pPr>
-      <w:bookmarkStart w:id="0" w:name="_Toc238369885"/>
+      <w:bookmarkStart w:id="0" w:name="_Toc238371559"/>
       <w:r>
         <w:lastRenderedPageBreak/>
         <w:t>1. Introduction</w:t>
@@ -1824,7 +1815,7 @@
       <w:pPr>
         <w:pStyle w:val="Heading1"/>
       </w:pPr>
-      <w:bookmarkStart w:id="1" w:name="_Toc238369886"/>
+      <w:bookmarkStart w:id="1" w:name="_Toc238371560"/>
       <w:r>
         <w:lastRenderedPageBreak/>
         <w:t>2. Section 1: Email Security and Phishing Detection</w:t>
@@ -1836,7 +1827,7 @@
         <w:pStyle w:val="Heading2"/>
         <w:spacing w:before="180" w:after="100"/>
       </w:pPr>
-      <w:bookmarkStart w:id="2" w:name="_Toc238369887"/>
+      <w:bookmarkStart w:id="2" w:name="_Toc238371561"/>
       <w:r>
         <w:t>2.1 Dataset</w:t>
       </w:r>
@@ -1856,7 +1847,7 @@
         <w:pStyle w:val="Heading2"/>
         <w:spacing w:before="180" w:after="100"/>
       </w:pPr>
-      <w:bookmarkStart w:id="3" w:name="_Toc238369888"/>
+      <w:bookmarkStart w:id="3" w:name="_Toc238371562"/>
       <w:r>
         <w:t>2.2 Preprocessing</w:t>
       </w:r>
@@ -1876,7 +1867,7 @@
         <w:pStyle w:val="Heading2"/>
         <w:spacing w:before="180" w:after="100"/>
       </w:pPr>
-      <w:bookmarkStart w:id="4" w:name="_Toc238369889"/>
+      <w:bookmarkStart w:id="4" w:name="_Toc238371563"/>
       <w:r>
         <w:t>2.3 Models</w:t>
       </w:r>
@@ -1896,7 +1887,7 @@
         <w:pStyle w:val="Heading2"/>
         <w:spacing w:before="180" w:after="100"/>
       </w:pPr>
-      <w:bookmarkStart w:id="5" w:name="_Toc238369890"/>
+      <w:bookmarkStart w:id="5" w:name="_Toc238371564"/>
       <w:r>
         <w:t>2.4 Results</w:t>
       </w:r>
@@ -1929,12 +1920,6 @@
         <w:gridCol w:w="1240"/>
       </w:tblGrid>
       <w:tr>
-        <w:tblPrEx>
-          <w:tblCellMar>
-            <w:top w:w="0" w:type="dxa"/>
-            <w:bottom w:w="0" w:type="dxa"/>
-          </w:tblCellMar>
-        </w:tblPrEx>
         <w:trPr>
           <w:tblHeader/>
           <w:jc w:val="center"/>
@@ -2121,12 +2106,6 @@
         </w:tc>
       </w:tr>
       <w:tr>
-        <w:tblPrEx>
-          <w:tblCellMar>
-            <w:top w:w="0" w:type="dxa"/>
-            <w:bottom w:w="0" w:type="dxa"/>
-          </w:tblCellMar>
-        </w:tblPrEx>
         <w:trPr>
           <w:jc w:val="center"/>
         </w:trPr>
@@ -2288,12 +2267,6 @@
         </w:tc>
       </w:tr>
       <w:tr>
-        <w:tblPrEx>
-          <w:tblCellMar>
-            <w:top w:w="0" w:type="dxa"/>
-            <w:bottom w:w="0" w:type="dxa"/>
-          </w:tblCellMar>
-        </w:tblPrEx>
         <w:trPr>
           <w:jc w:val="center"/>
         </w:trPr>
@@ -2686,7 +2659,7 @@
         <w:pStyle w:val="Heading2"/>
         <w:spacing w:before="180" w:after="100"/>
       </w:pPr>
-      <w:bookmarkStart w:id="6" w:name="_Toc238369891"/>
+      <w:bookmarkStart w:id="6" w:name="_Toc238371565"/>
       <w:r>
         <w:t>2.5 Discussion</w:t>
       </w:r>
@@ -2718,7 +2691,7 @@
       <w:pPr>
         <w:pStyle w:val="Heading1"/>
       </w:pPr>
-      <w:bookmarkStart w:id="7" w:name="_Toc238369892"/>
+      <w:bookmarkStart w:id="7" w:name="_Toc238371566"/>
       <w:r>
         <w:lastRenderedPageBreak/>
         <w:t>3. Section 2: Cyber Attack Detection (Network Intrusion Classification)</w:t>
@@ -2730,7 +2703,7 @@
         <w:pStyle w:val="Heading2"/>
         <w:spacing w:before="180" w:after="100"/>
       </w:pPr>
-      <w:bookmarkStart w:id="8" w:name="_Toc238369893"/>
+      <w:bookmarkStart w:id="8" w:name="_Toc238371567"/>
       <w:r>
         <w:t>3.1 Dataset</w:t>
       </w:r>
@@ -2750,7 +2723,7 @@
         <w:pStyle w:val="Heading2"/>
         <w:spacing w:before="180" w:after="100"/>
       </w:pPr>
-      <w:bookmarkStart w:id="9" w:name="_Toc238369894"/>
+      <w:bookmarkStart w:id="9" w:name="_Toc238371568"/>
       <w:r>
         <w:t>3.2 Preprocessing</w:t>
       </w:r>
@@ -2837,7 +2810,7 @@
         <w:pStyle w:val="Heading2"/>
         <w:spacing w:before="180" w:after="100"/>
       </w:pPr>
-      <w:bookmarkStart w:id="10" w:name="_Toc238369895"/>
+      <w:bookmarkStart w:id="10" w:name="_Toc238371569"/>
       <w:r>
         <w:t>3.3 Models</w:t>
       </w:r>
@@ -2857,7 +2830,7 @@
         <w:pStyle w:val="Heading2"/>
         <w:spacing w:before="180" w:after="100"/>
       </w:pPr>
-      <w:bookmarkStart w:id="11" w:name="_Toc238369896"/>
+      <w:bookmarkStart w:id="11" w:name="_Toc238371570"/>
       <w:r>
         <w:lastRenderedPageBreak/>
         <w:t>3.4 Results</w:t>
@@ -2891,12 +2864,6 @@
         <w:gridCol w:w="1240"/>
       </w:tblGrid>
       <w:tr>
-        <w:tblPrEx>
-          <w:tblCellMar>
-            <w:top w:w="0" w:type="dxa"/>
-            <w:bottom w:w="0" w:type="dxa"/>
-          </w:tblCellMar>
-        </w:tblPrEx>
         <w:trPr>
           <w:tblHeader/>
           <w:jc w:val="center"/>
@@ -3083,12 +3050,6 @@
         </w:tc>
       </w:tr>
       <w:tr>
-        <w:tblPrEx>
-          <w:tblCellMar>
-            <w:top w:w="0" w:type="dxa"/>
-            <w:bottom w:w="0" w:type="dxa"/>
-          </w:tblCellMar>
-        </w:tblPrEx>
         <w:trPr>
           <w:jc w:val="center"/>
         </w:trPr>
@@ -3250,12 +3211,6 @@
         </w:tc>
       </w:tr>
       <w:tr>
-        <w:tblPrEx>
-          <w:tblCellMar>
-            <w:top w:w="0" w:type="dxa"/>
-            <w:bottom w:w="0" w:type="dxa"/>
-          </w:tblCellMar>
-        </w:tblPrEx>
         <w:trPr>
           <w:jc w:val="center"/>
         </w:trPr>
@@ -3562,7 +3517,7 @@
         <w:pStyle w:val="Heading2"/>
         <w:spacing w:before="180" w:after="100"/>
       </w:pPr>
-      <w:bookmarkStart w:id="12" w:name="_Toc238369897"/>
+      <w:bookmarkStart w:id="12" w:name="_Toc238371571"/>
       <w:r>
         <w:t>3.5 Discussion</w:t>
       </w:r>
@@ -3717,23 +3672,9 @@
     </w:p>
     <w:p>
       <w:pPr>
-        <w:rPr>
-          <w:sz w:val="2"/>
-        </w:rPr>
-      </w:pPr>
-      <w:r>
-        <w:rPr>
-          <w:sz w:val="2"/>
-        </w:rPr>
-        <w:lastRenderedPageBreak/>
-        <w:br w:type="page"/>
-      </w:r>
-    </w:p>
-    <w:p>
-      <w:pPr>
         <w:pStyle w:val="Heading1"/>
       </w:pPr>
-      <w:bookmarkStart w:id="13" w:name="_Toc238369898"/>
+      <w:bookmarkStart w:id="13" w:name="_Toc238371572"/>
       <w:r>
         <w:lastRenderedPageBreak/>
         <w:t>4. Section 3: Anomaly Detection for Cyber Threats</w:t>
@@ -3745,7 +3686,7 @@
         <w:pStyle w:val="Heading2"/>
         <w:spacing w:before="180" w:after="100"/>
       </w:pPr>
-      <w:bookmarkStart w:id="14" w:name="_Toc238369899"/>
+      <w:bookmarkStart w:id="14" w:name="_Toc238371573"/>
       <w:r>
         <w:t>4.1 Dataset</w:t>
       </w:r>
@@ -3765,7 +3706,7 @@
         <w:pStyle w:val="Heading2"/>
         <w:spacing w:before="180" w:after="100"/>
       </w:pPr>
-      <w:bookmarkStart w:id="15" w:name="_Toc238369900"/>
+      <w:bookmarkStart w:id="15" w:name="_Toc238371574"/>
       <w:r>
         <w:t>4.2 Preprocessing</w:t>
       </w:r>
@@ -3785,7 +3726,7 @@
         <w:pStyle w:val="Heading2"/>
         <w:spacing w:before="180" w:after="100"/>
       </w:pPr>
-      <w:bookmarkStart w:id="16" w:name="_Toc238369901"/>
+      <w:bookmarkStart w:id="16" w:name="_Toc238371575"/>
       <w:r>
         <w:t>4.3 Models</w:t>
       </w:r>
@@ -3805,7 +3746,7 @@
         <w:pStyle w:val="Heading2"/>
         <w:spacing w:before="180" w:after="100"/>
       </w:pPr>
-      <w:bookmarkStart w:id="17" w:name="_Toc238369902"/>
+      <w:bookmarkStart w:id="17" w:name="_Toc238371576"/>
       <w:r>
         <w:t>4.4 Results</w:t>
       </w:r>
@@ -3840,12 +3781,6 @@
         <w:gridCol w:w="871"/>
       </w:tblGrid>
       <w:tr>
-        <w:tblPrEx>
-          <w:tblCellMar>
-            <w:top w:w="0" w:type="dxa"/>
-            <w:bottom w:w="0" w:type="dxa"/>
-          </w:tblCellMar>
-        </w:tblPrEx>
         <w:trPr>
           <w:tblHeader/>
           <w:jc w:val="center"/>
@@ -4092,12 +4027,6 @@
         </w:tc>
       </w:tr>
       <w:tr>
-        <w:tblPrEx>
-          <w:tblCellMar>
-            <w:top w:w="0" w:type="dxa"/>
-            <w:bottom w:w="0" w:type="dxa"/>
-          </w:tblCellMar>
-        </w:tblPrEx>
         <w:trPr>
           <w:jc w:val="center"/>
         </w:trPr>
@@ -4311,12 +4240,6 @@
         </w:tc>
       </w:tr>
       <w:tr>
-        <w:tblPrEx>
-          <w:tblCellMar>
-            <w:top w:w="0" w:type="dxa"/>
-            <w:bottom w:w="0" w:type="dxa"/>
-          </w:tblCellMar>
-        </w:tblPrEx>
         <w:trPr>
           <w:jc w:val="center"/>
         </w:trPr>
@@ -4676,7 +4599,7 @@
         <w:pStyle w:val="Heading2"/>
         <w:spacing w:before="180" w:after="100"/>
       </w:pPr>
-      <w:bookmarkStart w:id="18" w:name="_Toc238369903"/>
+      <w:bookmarkStart w:id="18" w:name="_Toc238371577"/>
       <w:r>
         <w:t>4.5 Discussion</w:t>
       </w:r>
@@ -4846,7 +4769,7 @@
       <w:pPr>
         <w:pStyle w:val="Heading1"/>
       </w:pPr>
-      <w:bookmarkStart w:id="19" w:name="_Toc238369904"/>
+      <w:bookmarkStart w:id="19" w:name="_Toc238371578"/>
       <w:r>
         <w:lastRenderedPageBreak/>
         <w:t>5. Section 4: Ransomware Detection and Prevention</w:t>
@@ -4858,7 +4781,7 @@
         <w:pStyle w:val="Heading2"/>
         <w:spacing w:before="180" w:after="100"/>
       </w:pPr>
-      <w:bookmarkStart w:id="20" w:name="_Toc238369905"/>
+      <w:bookmarkStart w:id="20" w:name="_Toc238371579"/>
       <w:r>
         <w:t>5.1 Dataset</w:t>
       </w:r>
@@ -4878,7 +4801,7 @@
         <w:pStyle w:val="Heading2"/>
         <w:spacing w:before="180" w:after="100"/>
       </w:pPr>
-      <w:bookmarkStart w:id="21" w:name="_Toc238369906"/>
+      <w:bookmarkStart w:id="21" w:name="_Toc238371580"/>
       <w:r>
         <w:t>5.2 Preprocessing</w:t>
       </w:r>
@@ -4898,7 +4821,7 @@
         <w:pStyle w:val="Heading2"/>
         <w:spacing w:before="180" w:after="100"/>
       </w:pPr>
-      <w:bookmarkStart w:id="22" w:name="_Toc238369907"/>
+      <w:bookmarkStart w:id="22" w:name="_Toc238371581"/>
       <w:r>
         <w:t>5.3 Models</w:t>
       </w:r>
@@ -4918,7 +4841,7 @@
         <w:pStyle w:val="Heading2"/>
         <w:spacing w:before="180" w:after="100"/>
       </w:pPr>
-      <w:bookmarkStart w:id="23" w:name="_Toc238369908"/>
+      <w:bookmarkStart w:id="23" w:name="_Toc238371582"/>
       <w:r>
         <w:t>5.4 Results</w:t>
       </w:r>
@@ -4951,12 +4874,6 @@
         <w:gridCol w:w="1240"/>
       </w:tblGrid>
       <w:tr>
-        <w:tblPrEx>
-          <w:tblCellMar>
-            <w:top w:w="0" w:type="dxa"/>
-            <w:bottom w:w="0" w:type="dxa"/>
-          </w:tblCellMar>
-        </w:tblPrEx>
         <w:trPr>
           <w:tblHeader/>
           <w:jc w:val="center"/>
@@ -5143,12 +5060,6 @@
         </w:tc>
       </w:tr>
       <w:tr>
-        <w:tblPrEx>
-          <w:tblCellMar>
-            <w:top w:w="0" w:type="dxa"/>
-            <w:bottom w:w="0" w:type="dxa"/>
-          </w:tblCellMar>
-        </w:tblPrEx>
         <w:trPr>
           <w:jc w:val="center"/>
         </w:trPr>
@@ -5310,12 +5221,6 @@
         </w:tc>
       </w:tr>
       <w:tr>
-        <w:tblPrEx>
-          <w:tblCellMar>
-            <w:top w:w="0" w:type="dxa"/>
-            <w:bottom w:w="0" w:type="dxa"/>
-          </w:tblCellMar>
-        </w:tblPrEx>
         <w:trPr>
           <w:jc w:val="center"/>
         </w:trPr>
@@ -5623,7 +5528,7 @@
         <w:pStyle w:val="Heading2"/>
         <w:spacing w:before="180" w:after="100"/>
       </w:pPr>
-      <w:bookmarkStart w:id="24" w:name="_Toc238369909"/>
+      <w:bookmarkStart w:id="24" w:name="_Toc238371583"/>
       <w:r>
         <w:t>5.5 Discussion</w:t>
       </w:r>
@@ -5793,7 +5698,7 @@
       <w:pPr>
         <w:pStyle w:val="Heading1"/>
       </w:pPr>
-      <w:bookmarkStart w:id="25" w:name="_Toc238369910"/>
+      <w:bookmarkStart w:id="25" w:name="_Toc238371584"/>
       <w:r>
         <w:lastRenderedPageBreak/>
         <w:t>6. Conclusions and Key Takeaways</w:t>
@@ -6576,6 +6481,7 @@
   <w:style w:type="character" w:default="1" w:styleId="DefaultParagraphFont">
     <w:name w:val="Default Paragraph Font"/>
     <w:uiPriority w:val="1"/>
+    <w:semiHidden/>
     <w:unhideWhenUsed/>
   </w:style>
   <w:style w:type="table" w:default="1" w:styleId="TableNormal">

--- a/Report.docx
+++ b/Report.docx
@@ -2157,7 +2157,7 @@
                 <w:sz w:val="22"/>
                 <w:szCs w:val="19"/>
               </w:rPr>
-              <w:t>0.9906</w:t>
+              <w:t>0.9900</w:t>
             </w:r>
           </w:p>
         </w:tc>
@@ -2183,7 +2183,7 @@
                 <w:sz w:val="22"/>
                 <w:szCs w:val="19"/>
               </w:rPr>
-              <w:t>0.9834</w:t>
+              <w:t>0.9822</w:t>
             </w:r>
           </w:p>
         </w:tc>
@@ -2235,7 +2235,7 @@
                 <w:sz w:val="22"/>
                 <w:szCs w:val="19"/>
               </w:rPr>
-              <w:t>0.9907</w:t>
+              <w:t>0.9901</w:t>
             </w:r>
           </w:p>
         </w:tc>
@@ -2318,7 +2318,7 @@
                 <w:sz w:val="22"/>
                 <w:szCs w:val="19"/>
               </w:rPr>
-              <w:t>0.9866</w:t>
+              <w:t>0.9853</w:t>
             </w:r>
           </w:p>
         </w:tc>
@@ -2344,7 +2344,7 @@
                 <w:sz w:val="22"/>
                 <w:szCs w:val="19"/>
               </w:rPr>
-              <w:t>0.9832</w:t>
+              <w:t>0.9838</w:t>
             </w:r>
           </w:p>
         </w:tc>
@@ -2370,7 +2370,7 @@
                 <w:sz w:val="22"/>
                 <w:szCs w:val="19"/>
               </w:rPr>
-              <w:t>0.9900</w:t>
+              <w:t>0.9869</w:t>
             </w:r>
           </w:p>
         </w:tc>
@@ -2396,7 +2396,7 @@
                 <w:sz w:val="22"/>
                 <w:szCs w:val="19"/>
               </w:rPr>
-              <w:t>0.9866</w:t>
+              <w:t>0.9853</w:t>
             </w:r>
           </w:p>
         </w:tc>
@@ -2422,7 +2422,7 @@
                 <w:sz w:val="22"/>
                 <w:szCs w:val="19"/>
               </w:rPr>
-              <w:t>0.9973</w:t>
+              <w:t>0.9974</w:t>
             </w:r>
           </w:p>
         </w:tc>
@@ -2671,7 +2671,7 @@
         <w:jc w:val="both"/>
       </w:pPr>
       <w:r>
-        <w:t>Both models score close to the ceiling on this benchmark, and the classic pipeline actually beats the LSTM slightly (F1 0.9907 vs 0.9866). This is a common finding in spam filtering. TF-IDF n-grams already capture the strong word-level clues of bulk phishing: the largest logistic-regression weights point to pricing and currency terms, urgency words and the URL marker as spam signals, while Enron-specific business vocabulary marks ham. The LSTM has to learn its embedding space from only 12,800 emails, so its extra flexibility adds nothing here. With masking and pre-padding it trained smoothly (Figure 1.3) but levelled off just below the linear model. In practice, the classic model is the better choice: it trains in seconds, scores in microseconds, and its evidence can be audited. This matters when a security team must explain why a message was quarantined. Recall is the most important metric in this task, because a missed phishing email costs more than a wrongly flagged newsletter, and at matched 0.5 thresholds logistic regression also has the higher recall (0.998). One caveat: the Enron spam is from the 2000s. Against modern spear-phishing, models pretrained on large corpora (for example, fine-tuned transformers) would be expected to generalise better than either model trained from scratch.</w:t>
+        <w:t>Both models score close to the ceiling on this benchmark, and the classic pipeline actually beats the LSTM slightly (F1 0.9901 vs 0.9853). This is a common finding in spam filtering. TF-IDF n-grams already capture the strong word-level clues of bulk phishing: the largest logistic-regression weights point to pricing and currency terms, urgency words and the URL marker as spam signals, while Enron-specific business vocabulary marks ham. The LSTM has to learn its embedding space from only 12,800 emails, so its extra flexibility adds nothing here. With masking and pre-padding it trained smoothly (Figure 1.3) but levelled off just below the linear model. In practice, the classic model is the better choice: it trains in seconds, scores in microseconds, and its evidence can be audited. This matters when a security team must explain why a message was quarantined. Recall is the most important metric in this task, because a missed phishing email costs more than a wrongly flagged newsletter, and at matched 0.5 thresholds logistic regression also has the higher recall (0.998). One caveat: the Enron spam is from the 2000s. Against modern spear-phishing, models pretrained on large corpora (for example, fine-tuned transformers) would be expected to generalise better than either model trained from scratch.</w:t>
       </w:r>
     </w:p>
     <w:p>
@@ -3101,7 +3101,7 @@
                 <w:sz w:val="22"/>
                 <w:szCs w:val="19"/>
               </w:rPr>
-              <w:t>0.7555</w:t>
+              <w:t>0.7598</w:t>
             </w:r>
           </w:p>
         </w:tc>
@@ -3127,7 +3127,7 @@
                 <w:sz w:val="22"/>
                 <w:szCs w:val="19"/>
               </w:rPr>
-              <w:t>0.8263</w:t>
+              <w:t>0.8082</w:t>
             </w:r>
           </w:p>
         </w:tc>
@@ -3153,7 +3153,7 @@
                 <w:sz w:val="22"/>
                 <w:szCs w:val="19"/>
               </w:rPr>
-              <w:t>0.4967</w:t>
+              <w:t>0.4987</w:t>
             </w:r>
           </w:p>
         </w:tc>
@@ -3179,7 +3179,7 @@
                 <w:sz w:val="22"/>
                 <w:szCs w:val="19"/>
               </w:rPr>
-              <w:t>0.5121</w:t>
+              <w:t>0.5135</w:t>
             </w:r>
           </w:p>
         </w:tc>
@@ -3205,7 +3205,7 @@
                 <w:sz w:val="22"/>
                 <w:szCs w:val="19"/>
               </w:rPr>
-              <w:t>0.7134</w:t>
+              <w:t>0.7173</w:t>
             </w:r>
           </w:p>
         </w:tc>
@@ -3262,7 +3262,7 @@
                 <w:sz w:val="22"/>
                 <w:szCs w:val="19"/>
               </w:rPr>
-              <w:t>0.7516</w:t>
+              <w:t>0.7545</w:t>
             </w:r>
           </w:p>
         </w:tc>
@@ -3288,7 +3288,7 @@
                 <w:sz w:val="22"/>
                 <w:szCs w:val="19"/>
               </w:rPr>
-              <w:t>0.8205</w:t>
+              <w:t>0.8011</w:t>
             </w:r>
           </w:p>
         </w:tc>
@@ -3314,7 +3314,7 @@
                 <w:sz w:val="22"/>
                 <w:szCs w:val="19"/>
               </w:rPr>
-              <w:t>0.5283</w:t>
+              <w:t>0.5253</w:t>
             </w:r>
           </w:p>
         </w:tc>
@@ -3340,7 +3340,7 @@
                 <w:sz w:val="22"/>
                 <w:szCs w:val="19"/>
               </w:rPr>
-              <w:t>0.5599</w:t>
+              <w:t>0.5441</w:t>
             </w:r>
           </w:p>
         </w:tc>
@@ -3366,7 +3366,7 @@
                 <w:sz w:val="22"/>
                 <w:szCs w:val="19"/>
               </w:rPr>
-              <w:t>0.7234</w:t>
+              <w:t>0.7271</w:t>
             </w:r>
           </w:p>
         </w:tc>
@@ -3529,11 +3529,11 @@
         <w:jc w:val="both"/>
       </w:pPr>
       <w:r>
-        <w:t xml:space="preserve">Accuracies of about 75% look modest, but they are the well-documented norm for KDDTest+; published results for models trained on KDDTrain+ usually fall between 72% and 80%. The reason is that the test split contains new attack variants. The per-class breakdown tells more than accuracy does. Both models detect DoS (F1 about 0.85 to 0.88) and Probe (F1 about 0.71 to 0.73) reliably. However, recall collapses on R2L (Random Forest 0.04, CNN 0.14) and U2R </w:t>
+        <w:t xml:space="preserve">Accuracies of about 75% look modest, but they are the well-documented norm for KDDTest+; published results for models trained on KDDTrain+ usually fall between 72% and 80%. The reason is that the test split contains new attack variants. The per-class breakdown tells more than accuracy does. Both models detect DoS (F1 about 0.86 to 0.88) and Probe (F1 about 0.69 to 0.71) reliably. However, recall collapses on R2L (Random Forest 0.04, CNN 0.15) and U2R </w:t>
       </w:r>
       <w:r>
         <w:lastRenderedPageBreak/>
-        <w:t>(Random Forest 0.06, CNN 0.12). These are rare classes (2,885 and 67 test records) whose unseen variants dominate the test set, and their content-based footprints look like normal logins. Nearly all of their misses are absorbed into the Normal class (Figure 2.2), which drags Normal precision down to about 0.65-0.66. The CNN and the forest tie on accuracy, but the CNN wins on what matters for a minority-attack IDS: macro recall (0.528 vs 0.497) and macro F1 (0.560 vs 0.512). It roughly triples R2L recall and doubles U2R recall, which suggests its learned feature interactions generalise slightly better to unseen variants. The costs are longer training and lower interpretability; the forest's feature importances directly name diagnostic features such as same_srv_rate, dst_host_srv_count and flag values. The security implication is that a deployed IDS cannot rely on either model alone for R2L and U2R attacks. Cost-sensitive training, oversampling of rare classes, or pairing with the anomaly-detection approach of Section 3 are the natural fixes.</w:t>
+        <w:t>(Random Forest 0.06, CNN 0.07). These are rare classes (2,885 and 67 test records) whose unseen variants dominate the test set, and their content-based footprints look like normal logins. Nearly all of their misses are absorbed into the Normal class (Figure 2.2), which drags Normal precision down to about 0.66-0.67. The CNN and the forest tie on accuracy, but the CNN wins on what matters for a minority-attack IDS: macro recall (0.525 vs 0.499) and macro F1 (0.544 vs 0.513). It roughly triples R2L recall and modestly improves U2R recall, which suggests its learned feature interactions generalise slightly better to unseen variants. The costs are longer training and lower interpretability; the forest's feature importances directly name diagnostic features such as same_srv_rate, dst_host_srv_count and flag values. The security implication is that a deployed IDS cannot rely on either model alone for R2L and U2R attacks. Cost-sensitive training, oversampling of rare classes, or pairing with the anomaly-detection approach of Section 3 are the natural fixes.</w:t>
       </w:r>
     </w:p>
     <w:p>
@@ -3718,7 +3718,7 @@
         <w:jc w:val="both"/>
       </w:pPr>
       <w:r>
-        <w:t>Duplicate records were removed from the training data only, so repeated identical flows cannot bias the model's idea of “normal”. The test split is evaluated exactly as distributed. Missing values were filled with the median as a precaution. Traffic statistics such as bytes, rates, loads and jitter are extremely heavy-tailed, so all features were log1p-transformed before Min-Max scaling to [0,1] (the scaler was fitted on normal training traffic, and test values were clipped to the same range). This transform was decisive: without it, the autoencoder's ROC-AUC drops from about 0.91 to about 0.79, because a few very large raw values dominate the reconstruction loss.</w:t>
+        <w:t>Duplicate records were removed from the training data only, so repeated identical flows cannot bias the model's idea of “normal”. The test split is evaluated exactly as distributed. Missing values were filled with the median as a precaution. Traffic statistics such as bytes, rates, loads and jitter are extremely heavy-tailed, so all features were log1p-transformed before Min-Max scaling to [0,1] (the scaler was fitted on normal training traffic, and test values were clipped to the same range). This transform was decisive: without it, the autoencoder's ROC-AUC drops from about 0.90 to about 0.79, because a few very large raw values dominate the reconstruction loss.</w:t>
       </w:r>
     </w:p>
     <w:p>
@@ -4182,7 +4182,7 @@
                 <w:sz w:val="22"/>
                 <w:szCs w:val="19"/>
               </w:rPr>
-              <w:t>0.628</w:t>
+              <w:t>0.627</w:t>
             </w:r>
           </w:p>
         </w:tc>
@@ -4291,7 +4291,7 @@
                 <w:sz w:val="22"/>
                 <w:szCs w:val="19"/>
               </w:rPr>
-              <w:t>0.730</w:t>
+              <w:t>0.733</w:t>
             </w:r>
           </w:p>
         </w:tc>
@@ -4317,7 +4317,7 @@
                 <w:sz w:val="22"/>
                 <w:szCs w:val="19"/>
               </w:rPr>
-              <w:t>0.068</w:t>
+              <w:t>0.085</w:t>
             </w:r>
           </w:p>
         </w:tc>
@@ -4343,7 +4343,7 @@
                 <w:sz w:val="22"/>
                 <w:szCs w:val="19"/>
               </w:rPr>
-              <w:t>0.929</w:t>
+              <w:t>0.914</w:t>
             </w:r>
           </w:p>
         </w:tc>
@@ -4369,7 +4369,7 @@
                 <w:sz w:val="22"/>
                 <w:szCs w:val="19"/>
               </w:rPr>
-              <w:t>0.730</w:t>
+              <w:t>0.733</w:t>
             </w:r>
           </w:p>
         </w:tc>
@@ -4395,7 +4395,7 @@
                 <w:sz w:val="22"/>
                 <w:szCs w:val="19"/>
               </w:rPr>
-              <w:t>0.817</w:t>
+              <w:t>0.813</w:t>
             </w:r>
           </w:p>
         </w:tc>
@@ -4421,7 +4421,7 @@
                 <w:sz w:val="22"/>
                 <w:szCs w:val="19"/>
               </w:rPr>
-              <w:t>0.909</w:t>
+              <w:t>0.903</w:t>
             </w:r>
           </w:p>
         </w:tc>
@@ -4447,7 +4447,7 @@
                 <w:sz w:val="22"/>
                 <w:szCs w:val="19"/>
               </w:rPr>
-              <w:t>0.931</w:t>
+              <w:t>0.928</w:t>
             </w:r>
           </w:p>
         </w:tc>
@@ -4611,7 +4611,7 @@
         <w:jc w:val="both"/>
       </w:pPr>
       <w:r>
-        <w:t xml:space="preserve">The autoencoder wins on every measure. At comparable false-alarm budgets it detects 73.0% of attacks at a 6.8% false-positive rate, versus 49.8% at 11.0% for the Isolation Forest (ROC-AUC 0.909 vs 0.822; PR-AUC 0.931 vs 0.806). Figure 3.2 explains why. Normal traffic reconstructs with tightly concentrated error, while attack traffic spreads far beyond the threshold. In other words, the autoencoder has learned a compact picture of normal behaviour that attacks violate feature by feature. The Isolation Forest's axis-aligned random splits capture coarser structure and rank many low-rate attacks as unremarkable. The practical trade-off is the classic one for SOC deployment: at a 5% alert budget the autoencoder turns roughly 3 in 4 attacks into alerts with 93% precision, which is genuinely useful triage. However, the remaining 27% miss rate means anomaly detection complements, rather than replaces, the supervised detector of Section 2. Its strength is exactly where Section 2 failed: it needs no </w:t>
+        <w:t xml:space="preserve">The autoencoder wins on every measure. At comparable false-alarm budgets it detects 73.3% of attacks at an 8.5% false-positive rate, versus 49.8% at 11.0% for the Isolation Forest (ROC-AUC 0.903 vs 0.822; PR-AUC 0.928 vs 0.806). Figure 3.2 explains why. Normal traffic reconstructs with tightly concentrated error, while attack traffic spreads far beyond the threshold. In other words, the autoencoder has learned a compact picture of normal behaviour that attacks violate feature by feature. The Isolation Forest's axis-aligned random splits capture coarser structure and rank many low-rate attacks as unremarkable. The practical trade-off is the classic one for SOC deployment: at a 5% alert budget the autoencoder turns roughly 3 in 4 attacks into alerts with 91% precision, which is genuinely useful triage. However, the remaining 27% miss rate means anomaly detection complements, rather than replaces, the supervised detector of Section 2. Its strength is exactly where Section 2 failed: it needs no </w:t>
       </w:r>
       <w:r>
         <w:lastRenderedPageBreak/>
@@ -4813,7 +4813,7 @@
         <w:jc w:val="both"/>
       </w:pPr>
       <w:r>
-        <w:t>Labels were mapped to binary values (ransomware = 1). Exact duplicate events were removed (316,391 of them; telemetry naturally repeats identical events) so the per-event train/test split cannot share identical rows. This left 36,485 distinct events, of which 5,880 are ransomware. Features were standardised with a scaler fitted on the training data. For the sequence model, the standardised event stream was cut into windows of 10 consecutive events (stride 5) within each class segment, giving 7,295 windows. Windows were split chronologically per class (first 80% train, last 20% test) so overlapping windows can never leak between train and test.</w:t>
+        <w:t>Labels were mapped to binary values (ransomware = 1). Exact duplicate events were removed (316,274 of them; telemetry naturally repeats identical events) so the per-event train/test split cannot share identical rows. This left 36,602 distinct events, of which 5,910 are ransomware. Features were standardised with a scaler fitted on the training data. For the sequence model, the standardised event stream was cut into windows of 10 consecutive events (stride 5) within each class segment, giving 7,318 windows. Windows were split chronologically per class (first 80% train, last 20% test) so overlapping windows can never leak between train and test.</w:t>
       </w:r>
     </w:p>
     <w:p>
@@ -5111,7 +5111,7 @@
                 <w:sz w:val="22"/>
                 <w:szCs w:val="19"/>
               </w:rPr>
-              <w:t>0.9581</w:t>
+              <w:t>0.9587</w:t>
             </w:r>
           </w:p>
         </w:tc>
@@ -5137,7 +5137,7 @@
                 <w:sz w:val="22"/>
                 <w:szCs w:val="19"/>
               </w:rPr>
-              <w:t>0.8246</w:t>
+              <w:t>0.8245</w:t>
             </w:r>
           </w:p>
         </w:tc>
@@ -5163,7 +5163,7 @@
                 <w:sz w:val="22"/>
                 <w:szCs w:val="19"/>
               </w:rPr>
-              <w:t>0.9396</w:t>
+              <w:t>0.9459</w:t>
             </w:r>
           </w:p>
         </w:tc>
@@ -5189,7 +5189,7 @@
                 <w:sz w:val="22"/>
                 <w:szCs w:val="19"/>
               </w:rPr>
-              <w:t>0.8784</w:t>
+              <w:t>0.8810</w:t>
             </w:r>
           </w:p>
         </w:tc>
@@ -5215,7 +5215,7 @@
                 <w:sz w:val="22"/>
                 <w:szCs w:val="19"/>
               </w:rPr>
-              <w:t>0.9922</w:t>
+              <w:t>0.9918</w:t>
             </w:r>
           </w:p>
         </w:tc>
@@ -5540,7 +5540,7 @@
         <w:jc w:val="both"/>
       </w:pPr>
       <w:r>
-        <w:t xml:space="preserve">The two models answer different operational questions. The gradient-boosted model must judge each event on its own, and it still reaches F1 0.878 with 94.0% recall. Permutation importance shows it relies on exactly the indicators a human analyst would use: file-deletion and file-creation event types, suspicious paths, and file-name entropy (the statistical signature of mass encryption). Its 175 missed events and 1,174 false alarms per roughly 7,300 test events reflect the real ambiguity of single events; installers also create files at speed. Giving the LSTM ten consecutive events removes almost all of that ambiguity (F1 0.998, one false alarm, no misses). Ransomware's temporal rhythm, sustained bursts of similar file operations, is nearly unmistakable over even a short window. The near-perfect score should still be read with care: sandbox recordings are cleaner than production telemetry, windows are class-pure by construction, and a determined attacker can slow down encryption to blur the temporal signature. The deployment lesson survives these caveats: aggregate host telemetry over short windows before classifying, keep the per-event model as a fast first pass, and pair detection </w:t>
+        <w:t xml:space="preserve">The two models answer different operational questions. The gradient-boosted model must judge each event on its own, and it still reaches F1 0.881 with 94.6% recall. Permutation importance shows it relies on exactly the indicators a human analyst would use: file-deletion and file-creation event types, suspicious paths, and file-name entropy (the statistical signature of mass encryption). Its 64 missed events and 238 false alarms per roughly 7,300 test events reflect the real ambiguity of single events; installers also create files at speed. Giving the LSTM ten consecutive events removes almost all of that ambiguity (F1 0.998, one false alarm, no misses). Ransomware's temporal rhythm, sustained bursts of similar file operations, is nearly unmistakable over even a short window. The near-perfect score should still be read with care: sandbox recordings are cleaner than production telemetry, windows are class-pure by construction, and a determined attacker can slow down encryption to blur the temporal signature. The deployment lesson survives these caveats: aggregate host telemetry over short windows before classifying, keep the per-event model as a fast first pass, and pair detection </w:t>
       </w:r>
       <w:r>
         <w:lastRenderedPageBreak/>
